--- a/public/temas/ejercicio-1/ESQUEMA TEMA 46.docx
+++ b/public/temas/ejercicio-1/ESQUEMA TEMA 46.docx
@@ -43,7 +43,7 @@
           <w:b/>
           <w:sz w:val="22"/>
         </w:rPr>
-        <w:t>1-1-1993</w:t>
+        <w:t>1 de enero de 1993</w:t>
       </w:r>
       <w:r>
         <w:rPr>
@@ -408,7 +408,7 @@
           <w:rFonts w:ascii="Cambria" w:hAnsi="Cambria" w:cs="Cambria" w:eastAsia="Cambria"/>
           <w:sz w:val="22"/>
         </w:rPr>
-        <w:t xml:space="preserve"> del RD 330/2008 y modificaciones (</w:t>
+        <w:t xml:space="preserve"> del Real Decreto 330/2008 y modificaciones (</w:t>
       </w:r>
       <w:r>
         <w:rPr>
@@ -1020,7 +1020,7 @@
           <w:b/>
           <w:sz w:val="22"/>
         </w:rPr>
-        <w:t>13-12-2024</w:t>
+        <w:t>13 de diciembre de 2024</w:t>
       </w:r>
     </w:p>
     <w:p>
@@ -1057,7 +1057,7 @@
           <w:b/>
           <w:sz w:val="22"/>
         </w:rPr>
-        <w:t>RD 1801/2003</w:t>
+        <w:t>Real Decreto 1801/2003</w:t>
       </w:r>
     </w:p>
     <w:p>
@@ -1284,7 +1284,7 @@
           <w:b/>
           <w:sz w:val="22"/>
         </w:rPr>
-        <w:t>Artículo 6</w:t>
+        <w:t>Art. 6</w:t>
       </w:r>
       <w:r>
         <w:rPr>
@@ -1363,7 +1363,7 @@
           <w:b/>
           <w:sz w:val="22"/>
         </w:rPr>
-        <w:t>Artículo 7</w:t>
+        <w:t>Art. 7</w:t>
       </w:r>
       <w:r>
         <w:rPr>
@@ -1436,7 +1436,7 @@
           <w:b/>
           <w:sz w:val="22"/>
         </w:rPr>
-        <w:t>4-4-2026</w:t>
+        <w:t>4 de abril de 2026</w:t>
       </w:r>
     </w:p>
     <w:p>
@@ -1494,7 +1494,7 @@
           <w:b/>
           <w:sz w:val="22"/>
         </w:rPr>
-        <w:t>18-5-2026</w:t>
+        <w:t>18 de mayo de 2026</w:t>
       </w:r>
     </w:p>
     <w:p>
@@ -1524,7 +1524,7 @@
           <w:b/>
           <w:sz w:val="22"/>
         </w:rPr>
-        <w:t>RD 1182/1989</w:t>
+        <w:t>Real Decreto 1182/1989</w:t>
       </w:r>
       <w:r>
         <w:rPr>
@@ -1595,7 +1595,7 @@
           <w:rFonts w:ascii="Cambria" w:hAnsi="Cambria" w:cs="Cambria" w:eastAsia="Cambria"/>
           <w:sz w:val="22"/>
         </w:rPr>
-        <w:t>Sustituido materialmente por el Reglamento 2023/988 desde el 13-12-2024</w:t>
+        <w:t>Sustituido materialmente por el Reglamento 2023/988 desde el 13 de diciembre de 2024</w:t>
       </w:r>
     </w:p>
     <w:p>
@@ -1624,7 +1624,7 @@
           <w:b/>
           <w:sz w:val="22"/>
         </w:rPr>
-        <w:t>2.3.1. Textil</w:t>
+        <w:t>Textil</w:t>
       </w:r>
     </w:p>
     <w:p>
@@ -1857,7 +1857,7 @@
           <w:b/>
           <w:sz w:val="22"/>
         </w:rPr>
-        <w:t>2.3.2. Calzado</w:t>
+        <w:t>Calzado</w:t>
       </w:r>
     </w:p>
     <w:p>
@@ -1907,7 +1907,7 @@
           <w:rFonts w:ascii="Cambria" w:hAnsi="Cambria" w:cs="Cambria" w:eastAsia="Cambria"/>
           <w:sz w:val="22"/>
         </w:rPr>
-        <w:t>Excluidos: usado, EPI, RD 1406/1989, calzado juguete</w:t>
+        <w:t>Excluidos: usado, EPI, Real Decreto 1406/1989, calzado juguete</w:t>
       </w:r>
     </w:p>
     <w:p>
@@ -2033,7 +2033,7 @@
           <w:b/>
           <w:sz w:val="22"/>
         </w:rPr>
-        <w:t>2.3.3. EPI</w:t>
+        <w:t>EPI</w:t>
       </w:r>
     </w:p>
     <w:p>
@@ -2165,7 +2165,7 @@
           <w:b/>
           <w:sz w:val="22"/>
         </w:rPr>
-        <w:t>RD 773/1997</w:t>
+        <w:t>Real Decreto 773/1997</w:t>
       </w:r>
       <w:r>
         <w:rPr>
@@ -2305,7 +2305,7 @@
           <w:b/>
           <w:sz w:val="22"/>
         </w:rPr>
-        <w:t>2.3.4. Juguetes</w:t>
+        <w:t>Juguetes</w:t>
       </w:r>
     </w:p>
     <w:p>
@@ -2335,7 +2335,7 @@
           <w:b/>
           <w:sz w:val="22"/>
         </w:rPr>
-        <w:t>RD 1205/2011</w:t>
+        <w:t>Real Decreto 1205/2011</w:t>
       </w:r>
     </w:p>
     <w:p>
@@ -2407,14 +2407,14 @@
           <w:b/>
           <w:sz w:val="22"/>
         </w:rPr>
-        <w:t>1-8-2030</w:t>
-      </w:r>
-      <w:r>
-        <w:rPr>
-          <w:rFonts w:ascii="Cambria" w:hAnsi="Cambria" w:cs="Cambria" w:eastAsia="Cambria"/>
-          <w:sz w:val="22"/>
-        </w:rPr>
-        <w:t>, entrada parcial 1-1-2026</w:t>
+        <w:t>1 de agosto de 2030</w:t>
+      </w:r>
+      <w:r>
+        <w:rPr>
+          <w:rFonts w:ascii="Cambria" w:hAnsi="Cambria" w:cs="Cambria" w:eastAsia="Cambria"/>
+          <w:sz w:val="22"/>
+        </w:rPr>
+        <w:t>, entrada parcial 1 de enero de 2026</w:t>
       </w:r>
     </w:p>
     <w:p>
@@ -2546,7 +2546,7 @@
           <w:b/>
           <w:sz w:val="22"/>
         </w:rPr>
-        <w:t>2.3.5. Pequeño material eléctrico</w:t>
+        <w:t>Pequeño material eléctrico</w:t>
       </w:r>
     </w:p>
     <w:p>
@@ -2657,7 +2657,7 @@
           <w:b/>
           <w:sz w:val="22"/>
         </w:rPr>
-        <w:t>RD 219/2013</w:t>
+        <w:t>Real Decreto 219/2013</w:t>
       </w:r>
       <w:r>
         <w:rPr>
@@ -2694,7 +2694,7 @@
           <w:b/>
           <w:sz w:val="22"/>
         </w:rPr>
-        <w:t>RD 110/2015</w:t>
+        <w:t>Real Decreto 110/2015</w:t>
       </w:r>
       <w:r>
         <w:rPr>
@@ -2731,7 +2731,7 @@
           <w:b/>
           <w:sz w:val="22"/>
         </w:rPr>
-        <w:t>RD 842/2002 (REBT)</w:t>
+        <w:t>Real Decreto 842/2002 (REBT)</w:t>
       </w:r>
       <w:r>
         <w:rPr>
@@ -2776,7 +2776,7 @@
           <w:b/>
           <w:sz w:val="22"/>
         </w:rPr>
-        <w:t>2.3.6. Madera y muebles</w:t>
+        <w:t>Madera y muebles</w:t>
       </w:r>
     </w:p>
     <w:p>
@@ -2910,7 +2910,7 @@
           <w:b/>
           <w:sz w:val="22"/>
         </w:rPr>
-        <w:t>30-12-2026</w:t>
+        <w:t>30 de diciembre de 2026</w:t>
       </w:r>
       <w:r>
         <w:rPr>
@@ -2925,7 +2925,7 @@
           <w:b/>
           <w:sz w:val="22"/>
         </w:rPr>
-        <w:t>30-6-2027</w:t>
+        <w:t>30 de junio de 2027</w:t>
       </w:r>
       <w:r>
         <w:rPr>
@@ -2961,7 +2961,7 @@
           <w:rFonts w:ascii="Cambria" w:hAnsi="Cambria" w:cs="Cambria" w:eastAsia="Cambria"/>
           <w:sz w:val="22"/>
         </w:rPr>
-        <w:t>Sin norma europea específica: Reglamento 2023/988 y RD 1468/1988</w:t>
+        <w:t>Sin norma europea específica: Reglamento 2023/988 y Real Decreto 1468/1988</w:t>
       </w:r>
     </w:p>
     <w:p>
@@ -3158,7 +3158,7 @@
           <w:rFonts w:ascii="Cambria" w:hAnsi="Cambria" w:cs="Cambria" w:eastAsia="Cambria"/>
           <w:sz w:val="22"/>
         </w:rPr>
-        <w:t xml:space="preserve"> (9-7-2008): 2 Reglamentos y 1 Decisión</w:t>
+        <w:t xml:space="preserve"> (9 de julio de 2008): 2 Reglamentos y 1 Decisión</w:t>
       </w:r>
     </w:p>
     <w:p>
@@ -3588,7 +3588,7 @@
           <w:rFonts w:ascii="Cambria" w:hAnsi="Cambria" w:cs="Cambria" w:eastAsia="Cambria"/>
           <w:sz w:val="22"/>
         </w:rPr>
-        <w:t xml:space="preserve">: seguridad en frontera (RD 330/2008, </w:t>
+        <w:t xml:space="preserve">: seguridad en frontera (Real Decreto 330/2008, </w:t>
       </w:r>
       <w:r>
         <w:rPr>
@@ -3676,7 +3676,7 @@
           <w:rFonts w:ascii="Cambria" w:hAnsi="Cambria" w:cs="Cambria" w:eastAsia="Cambria"/>
           <w:sz w:val="22"/>
         </w:rPr>
-        <w:t>Reglamento 2023/988 sustituye a RD 1801/2003 y RD 820/1990</w:t>
+        <w:t>Reglamento 2023/988 sustituye a Real Decreto 1801/2003 y Real Decreto 820/1990</w:t>
       </w:r>
     </w:p>
     <w:p>
